--- a/skills/templates/traffic_accident.docx
+++ b/skills/templates/traffic_accident.docx
@@ -1279,6 +1279,123 @@
                 <w:szCs w:val="32"/>
               </w:rPr>
               <w:t>诉讼请求和依据</w:t>
+            </w:r>
+          </w:p>
+          <w:tbl>
+            <w:tblPr>
+              <w:tblStyle w:val="TableGrid"/>
+              <w:tblW w:w="0" w:type="auto"/>
+              <w:tblBorders>
+                <w:top w:val="single" w:sz="4" w:space="0" w:color="000000"/>
+                <w:left w:val="single" w:sz="4" w:space="0" w:color="000000"/>
+                <w:bottom w:val="single" w:sz="4" w:space="0" w:color="000000"/>
+                <w:right w:val="single" w:sz="4" w:space="0" w:color="000000"/>
+                <w:insideH w:val="single" w:sz="4" w:space="0" w:color="000000"/>
+                <w:insideV w:val="single" w:sz="4" w:space="0" w:color="000000"/>
+              </w:tblBorders>
+              <w:tblLook w:val="04A0" w:firstRow="1" w:lastRow="0" w:firstColumn="1" w:lastColumn="0" w:noHBand="0" w:noVBand="1"/>
+            </w:tblPr>
+            <w:tblGrid>
+              <w:gridCol w:w="800"/>
+              <w:gridCol w:w="2500"/>
+              <w:gridCol w:w="2000"/>
+              <w:gridCol w:w="3700"/>
+            </w:tblGrid>
+            <w:tr>
+              <w:tc>
+                <w:tcPr>
+                  <w:tcW w:w="800" w:type="dxa"/>
+                  <w:shd w:val="clear" w:color="auto" w:fill="EEEEEE"/>
+                </w:tcPr>
+                <w:p>
+                  <w:pPr>
+                    <w:jc w:val="center"/>
+                  </w:pPr>
+                  <w:r>
+                    <w:rPr>
+                      <w:rFonts w:ascii="微软雅黑" w:eastAsia="微软雅黑" w:hAnsi="微软雅黑"/>
+                      <w:b/>
+                      <w:sz w:val="21"/>
+                    </w:rPr>
+                    <w:t>序号</w:t>
+                  </w:r>
+                </w:p>
+              </w:tc>
+              <w:tc>
+                <w:tcPr>
+                  <w:tcW w:w="2500" w:type="dxa"/>
+                  <w:shd w:val="clear" w:color="auto" w:fill="EEEEEE"/>
+                </w:tcPr>
+                <w:p>
+                  <w:pPr>
+                    <w:jc w:val="center"/>
+                  </w:pPr>
+                  <w:r>
+                    <w:rPr>
+                      <w:rFonts w:ascii="微软雅黑" w:eastAsia="微软雅黑" w:hAnsi="微软雅黑"/>
+                      <w:b/>
+                      <w:sz w:val="21"/>
+                    </w:rPr>
+                    <w:t>类别</w:t>
+                  </w:r>
+                </w:p>
+              </w:tc>
+              <w:tc>
+                <w:tcPr>
+                  <w:tcW w:w="2000" w:type="dxa"/>
+                  <w:shd w:val="clear" w:color="auto" w:fill="EEEEEE"/>
+                </w:tcPr>
+                <w:p>
+                  <w:pPr>
+                    <w:jc w:val="center"/>
+                  </w:pPr>
+                  <w:r>
+                    <w:rPr>
+                      <w:rFonts w:ascii="微软雅黑" w:eastAsia="微软雅黑" w:hAnsi="微软雅黑"/>
+                      <w:b/>
+                      <w:sz w:val="21"/>
+                    </w:rPr>
+                    <w:t>主张金额(元)</w:t>
+                  </w:r>
+                </w:p>
+              </w:tc>
+              <w:tc>
+                <w:tcPr>
+                  <w:tcW w:w="3700" w:type="dxa"/>
+                  <w:shd w:val="clear" w:color="auto" w:fill="EEEEEE"/>
+                </w:tcPr>
+                <w:p>
+                  <w:pPr>
+                    <w:jc w:val="center"/>
+                  </w:pPr>
+                  <w:r>
+                    <w:rPr>
+                      <w:rFonts w:ascii="微软雅黑" w:eastAsia="微软雅黑" w:hAnsi="微软雅黑"/>
+                      <w:b/>
+                      <w:sz w:val="21"/>
+                    </w:rPr>
+                    <w:t>备注说明</w:t>
+                  </w:r>
+                </w:p>
+              </w:tc>
+            </w:tr>
+            <w:tr>
+              <w:tc>
+                <w:tcPr>
+                  <w:tcW w:w="9000" w:type="dxa"/>
+                  <w:gridSpan w:val="4"/>
+                </w:tcPr>
+                <w:p>
+                  <w:r>
+                    <w:t>{claimsTablePlaceholder}</w:t>
+                  </w:r>
+                </w:p>
+              </w:tc>
+            </w:tr>
+          </w:tbl>
+          <w:p>
+            <w:r>
+              <w:t xml:space="preserve"> </w:t>
             </w:r>
           </w:p>
         </w:tc>
